--- a/2 семестр/ППиМИИ/ЛР 4/ППиМИИ ЛР 4.docx
+++ b/2 семестр/ППиМИИ/ЛР 4/ППиМИИ ЛР 4.docx
@@ -1326,7 +1326,6 @@
     </w:p>
     <w:p>
       <w:pPr>
-        <w:ind w:firstLine="0"/>
         <w:rPr>
           <w:noProof/>
         </w:rPr>
@@ -1345,7 +1344,6 @@
     </w:p>
     <w:p>
       <w:pPr>
-        <w:ind w:firstLine="0"/>
         <w:rPr>
           <w:noProof/>
         </w:rPr>
@@ -2224,11 +2222,7 @@
         <w:pStyle w:val="af"/>
       </w:pPr>
     </w:p>
-    <w:p>
-      <w:pPr>
-        <w:ind w:firstLine="0"/>
-      </w:pPr>
-    </w:p>
+    <w:p/>
     <w:p>
       <w:r>
         <w:lastRenderedPageBreak/>
@@ -2303,20 +2297,8 @@
         <w:t>ы</w:t>
       </w:r>
     </w:p>
-    <w:p>
-      <w:pPr>
-        <w:spacing w:after="200" w:line="276" w:lineRule="auto"/>
-        <w:ind w:firstLine="0"/>
-        <w:jc w:val="left"/>
-      </w:pPr>
-    </w:p>
-    <w:p>
-      <w:pPr>
-        <w:spacing w:after="200" w:line="276" w:lineRule="auto"/>
-        <w:ind w:firstLine="0"/>
-        <w:jc w:val="left"/>
-      </w:pPr>
-    </w:p>
+    <w:p/>
+    <w:p/>
     <w:p>
       <w:pPr>
         <w:pStyle w:val="1"/>

--- a/2 семестр/ППиМИИ/ЛР 4/ППиМИИ ЛР 4.docx
+++ b/2 семестр/ППиМИИ/ЛР 4/ППиМИИ ЛР 4.docx
@@ -2439,6 +2439,11 @@
       </w:r>
     </w:p>
     <w:p>
+      <w:pPr>
+        <w:rPr>
+          <w:lang w:val="en-US"/>
+        </w:rPr>
+      </w:pPr>
       <w:r>
         <w:t>Реактивная парадигма особенно эффективна для решения</w:t>
       </w:r>
@@ -2449,7 +2454,6 @@
         <w:t>о, и обрабатывать их поступление и видоизменение нужно в режиме реального времени.</w:t>
       </w:r>
     </w:p>
-    <w:p/>
     <w:sectPr>
       <w:headerReference w:type="default" r:id="rId10"/>
       <w:headerReference w:type="first" r:id="rId11"/>
